--- a/Selenium_Java.docx
+++ b/Selenium_Java.docx
@@ -843,6 +843,149 @@
         </w:rPr>
         <w:t xml:space="preserve">      echo $JAVA_HOME</w:t>
       </w:r>
+    </w:p>
+    <w:p>
+      <w:pPr>
+        <w:pStyle w:val="NoSpacing"/>
+        <w:rPr>
+          <w:sz w:val="16"/>
+          <w:szCs w:val="16"/>
+        </w:rPr>
+      </w:pPr>
+    </w:p>
+    <w:p>
+      <w:pPr>
+        <w:pStyle w:val="NoSpacing"/>
+        <w:rPr>
+          <w:sz w:val="16"/>
+          <w:szCs w:val="16"/>
+        </w:rPr>
+      </w:pPr>
+    </w:p>
+    <w:p>
+      <w:pPr>
+        <w:pStyle w:val="NoSpacing"/>
+        <w:rPr>
+          <w:sz w:val="16"/>
+          <w:szCs w:val="16"/>
+        </w:rPr>
+      </w:pPr>
+    </w:p>
+    <w:p>
+      <w:pPr>
+        <w:pStyle w:val="NoSpacing"/>
+        <w:rPr>
+          <w:b/>
+          <w:bCs/>
+          <w:color w:val="00B050"/>
+          <w:u w:val="single"/>
+        </w:rPr>
+      </w:pPr>
+      <w:r>
+        <w:rPr>
+          <w:b/>
+          <w:bCs/>
+          <w:color w:val="00B050"/>
+          <w:u w:val="single"/>
+        </w:rPr>
+        <w:t xml:space="preserve">=============.   </w:t>
+      </w:r>
+      <w:r>
+        <w:rPr>
+          <w:b/>
+          <w:bCs/>
+          <w:color w:val="00B050"/>
+          <w:u w:val="single"/>
+        </w:rPr>
+        <w:t xml:space="preserve">Section </w:t>
+      </w:r>
+      <w:r>
+        <w:rPr>
+          <w:b/>
+          <w:bCs/>
+          <w:color w:val="00B050"/>
+          <w:u w:val="single"/>
+        </w:rPr>
+        <w:t>–</w:t>
+      </w:r>
+      <w:r>
+        <w:rPr>
+          <w:b/>
+          <w:bCs/>
+          <w:color w:val="00B050"/>
+          <w:u w:val="single"/>
+        </w:rPr>
+        <w:t xml:space="preserve"> </w:t>
+      </w:r>
+      <w:r>
+        <w:rPr>
+          <w:b/>
+          <w:bCs/>
+          <w:color w:val="00B050"/>
+          <w:u w:val="single"/>
+        </w:rPr>
+        <w:t>3  ===============</w:t>
+      </w:r>
+    </w:p>
+    <w:p>
+      <w:pPr>
+        <w:pStyle w:val="NoSpacing"/>
+        <w:rPr>
+          <w:sz w:val="18"/>
+          <w:szCs w:val="18"/>
+        </w:rPr>
+      </w:pPr>
+      <w:r>
+        <w:rPr>
+          <w:sz w:val="18"/>
+          <w:szCs w:val="18"/>
+        </w:rPr>
+        <w:t>18. What is a</w:t>
+      </w:r>
+      <w:r>
+        <w:rPr>
+          <w:sz w:val="18"/>
+          <w:szCs w:val="18"/>
+        </w:rPr>
+        <w:t>n</w:t>
+      </w:r>
+      <w:r>
+        <w:rPr>
+          <w:sz w:val="18"/>
+          <w:szCs w:val="18"/>
+        </w:rPr>
+        <w:t xml:space="preserve"> Operator and it's different types.</w:t>
+      </w:r>
+      <w:r>
+        <w:rPr>
+          <w:sz w:val="18"/>
+          <w:szCs w:val="18"/>
+        </w:rPr>
+        <w:t xml:space="preserve"> </w:t>
+      </w:r>
+      <w:r>
+        <w:rPr>
+          <w:sz w:val="18"/>
+          <w:szCs w:val="18"/>
+        </w:rPr>
+        <w:sym w:font="Wingdings" w:char="F0E8"/>
+      </w:r>
+      <w:r>
+        <w:rPr>
+          <w:sz w:val="18"/>
+          <w:szCs w:val="18"/>
+        </w:rPr>
+        <w:t xml:space="preserve"> Pending</w:t>
+      </w:r>
+    </w:p>
+    <w:p>
+      <w:pPr>
+        <w:pStyle w:val="NoSpacing"/>
+        <w:rPr>
+          <w:sz w:val="16"/>
+          <w:szCs w:val="16"/>
+        </w:rPr>
+      </w:pPr>
     </w:p>
     <w:p>
       <w:pPr>
@@ -1057,7 +1200,7 @@
           <w:u w:val="single"/>
         </w:rPr>
         <w:drawing>
-          <wp:inline distT="0" distB="0" distL="0" distR="0" wp14:anchorId="78F21474" wp14:editId="3FBF2812">
+          <wp:inline distT="0" distB="0" distL="0" distR="0" wp14:anchorId="78F21474" wp14:editId="1300BFF7">
             <wp:extent cx="3567859" cy="899976"/>
             <wp:effectExtent l="0" t="0" r="1270" b="1905"/>
             <wp:docPr id="1180703632" name="Picture 2"/>
@@ -1272,7 +1415,6 @@
           <w:sz w:val="18"/>
           <w:szCs w:val="18"/>
         </w:rPr>
-        <w:lastRenderedPageBreak/>
         <w:drawing>
           <wp:inline distT="0" distB="0" distL="0" distR="0" wp14:anchorId="15D8B2CF" wp14:editId="4E3AF376">
             <wp:extent cx="2215166" cy="1140435"/>
@@ -1725,6 +1867,7 @@
           <w:sz w:val="18"/>
           <w:szCs w:val="18"/>
         </w:rPr>
+        <w:lastRenderedPageBreak/>
         <w:drawing>
           <wp:inline distT="0" distB="0" distL="0" distR="0" wp14:anchorId="77CEB12F" wp14:editId="74CEB180">
             <wp:extent cx="3226158" cy="2687026"/>
@@ -1796,7 +1939,6 @@
           <w:sz w:val="18"/>
           <w:szCs w:val="18"/>
         </w:rPr>
-        <w:lastRenderedPageBreak/>
         <w:t>54. Finding the elements by Id and name locators.</w:t>
       </w:r>
     </w:p>
@@ -2190,6 +2332,7 @@
           <w:sz w:val="18"/>
           <w:szCs w:val="18"/>
         </w:rPr>
+        <w:lastRenderedPageBreak/>
         <w:drawing>
           <wp:inline distT="0" distB="0" distL="0" distR="0" wp14:anchorId="012BE7D8" wp14:editId="5864689D">
             <wp:extent cx="3041721" cy="2456395"/>
@@ -2356,7 +2499,6 @@
           <w:sz w:val="18"/>
           <w:szCs w:val="18"/>
         </w:rPr>
-        <w:lastRenderedPageBreak/>
         <w:t xml:space="preserve">60. Understanding </w:t>
       </w:r>
       <w:proofErr w:type="spellStart"/>
@@ -2757,6 +2899,7 @@
           <w:sz w:val="18"/>
           <w:szCs w:val="18"/>
         </w:rPr>
+        <w:lastRenderedPageBreak/>
         <w:drawing>
           <wp:inline distT="0" distB="0" distL="0" distR="0" wp14:anchorId="20483B95" wp14:editId="6D1E0F81">
             <wp:extent cx="4453969" cy="1616298"/>
@@ -2936,7 +3079,6 @@
           <w:color w:val="00B050"/>
           <w:u w:val="single"/>
         </w:rPr>
-        <w:lastRenderedPageBreak/>
         <w:t xml:space="preserve">==================.   </w:t>
       </w:r>
       <w:r>
@@ -2955,16 +3097,7 @@
           <w:color w:val="00B050"/>
           <w:u w:val="single"/>
         </w:rPr>
-        <w:t>7</w:t>
-      </w:r>
-      <w:r>
-        <w:rPr>
-          <w:b/>
-          <w:bCs/>
-          <w:color w:val="00B050"/>
-          <w:u w:val="single"/>
-        </w:rPr>
-        <w:t>.  ===================</w:t>
+        <w:t>7.  ===================</w:t>
       </w:r>
     </w:p>
     <w:p>
@@ -3264,6 +3397,7 @@
           <w:sz w:val="18"/>
           <w:szCs w:val="18"/>
         </w:rPr>
+        <w:lastRenderedPageBreak/>
         <w:drawing>
           <wp:inline distT="0" distB="0" distL="0" distR="0" wp14:anchorId="0CA71878" wp14:editId="615DF982">
             <wp:extent cx="2595093" cy="2425491"/>
@@ -3401,7 +3535,6 @@
           <w:sz w:val="18"/>
           <w:szCs w:val="18"/>
         </w:rPr>
-        <w:lastRenderedPageBreak/>
         <w:t>69. Dropdown operations handling</w:t>
       </w:r>
     </w:p>
@@ -3641,6 +3774,278 @@
         </w:rPr>
         <w:t>72. Calendar operations handling</w:t>
       </w:r>
+    </w:p>
+    <w:p>
+      <w:pPr>
+        <w:pStyle w:val="NoSpacing"/>
+        <w:rPr>
+          <w:b/>
+          <w:bCs/>
+          <w:sz w:val="18"/>
+          <w:szCs w:val="18"/>
+        </w:rPr>
+      </w:pPr>
+    </w:p>
+    <w:p>
+      <w:pPr>
+        <w:pStyle w:val="NoSpacing"/>
+        <w:rPr>
+          <w:b/>
+          <w:bCs/>
+          <w:sz w:val="18"/>
+          <w:szCs w:val="18"/>
+        </w:rPr>
+      </w:pPr>
+    </w:p>
+    <w:p>
+      <w:pPr>
+        <w:pStyle w:val="NoSpacing"/>
+        <w:rPr>
+          <w:b/>
+          <w:bCs/>
+          <w:color w:val="00B050"/>
+          <w:u w:val="single"/>
+        </w:rPr>
+      </w:pPr>
+      <w:r>
+        <w:rPr>
+          <w:b/>
+          <w:bCs/>
+          <w:color w:val="00B050"/>
+          <w:u w:val="single"/>
+        </w:rPr>
+        <w:t xml:space="preserve">=============.   </w:t>
+      </w:r>
+      <w:r>
+        <w:rPr>
+          <w:b/>
+          <w:bCs/>
+          <w:color w:val="00B050"/>
+          <w:u w:val="single"/>
+        </w:rPr>
+        <w:t xml:space="preserve">Section </w:t>
+      </w:r>
+      <w:r>
+        <w:rPr>
+          <w:b/>
+          <w:bCs/>
+          <w:color w:val="00B050"/>
+          <w:u w:val="single"/>
+        </w:rPr>
+        <w:t>–</w:t>
+      </w:r>
+      <w:r>
+        <w:rPr>
+          <w:b/>
+          <w:bCs/>
+          <w:color w:val="00B050"/>
+          <w:u w:val="single"/>
+        </w:rPr>
+        <w:t xml:space="preserve"> 9</w:t>
+      </w:r>
+      <w:r>
+        <w:rPr>
+          <w:b/>
+          <w:bCs/>
+          <w:color w:val="00B050"/>
+          <w:u w:val="single"/>
+        </w:rPr>
+        <w:t xml:space="preserve">  ===============</w:t>
+      </w:r>
+    </w:p>
+    <w:p>
+      <w:pPr>
+        <w:pStyle w:val="NoSpacing"/>
+        <w:rPr>
+          <w:b/>
+          <w:bCs/>
+          <w:color w:val="E97132" w:themeColor="accent2"/>
+          <w:sz w:val="18"/>
+          <w:szCs w:val="18"/>
+        </w:rPr>
+      </w:pPr>
+      <w:r>
+        <w:rPr>
+          <w:b/>
+          <w:bCs/>
+          <w:color w:val="E97132" w:themeColor="accent2"/>
+          <w:sz w:val="18"/>
+          <w:szCs w:val="18"/>
+        </w:rPr>
+        <w:t xml:space="preserve">78. Automate </w:t>
+      </w:r>
+      <w:proofErr w:type="spellStart"/>
+      <w:r>
+        <w:rPr>
+          <w:b/>
+          <w:bCs/>
+          <w:color w:val="E97132" w:themeColor="accent2"/>
+          <w:sz w:val="18"/>
+          <w:szCs w:val="18"/>
+        </w:rPr>
+        <w:t>Javascript</w:t>
+      </w:r>
+      <w:proofErr w:type="spellEnd"/>
+      <w:r>
+        <w:rPr>
+          <w:b/>
+          <w:bCs/>
+          <w:color w:val="E97132" w:themeColor="accent2"/>
+          <w:sz w:val="18"/>
+          <w:szCs w:val="18"/>
+        </w:rPr>
+        <w:t xml:space="preserve"> alert with real time example.</w:t>
+      </w:r>
+    </w:p>
+    <w:p>
+      <w:pPr>
+        <w:pStyle w:val="NoSpacing"/>
+        <w:rPr>
+          <w:sz w:val="18"/>
+          <w:szCs w:val="18"/>
+        </w:rPr>
+      </w:pPr>
+    </w:p>
+    <w:p>
+      <w:pPr>
+        <w:pStyle w:val="NoSpacing"/>
+        <w:rPr>
+          <w:b/>
+          <w:bCs/>
+          <w:color w:val="E97132" w:themeColor="accent2"/>
+          <w:sz w:val="18"/>
+          <w:szCs w:val="18"/>
+        </w:rPr>
+      </w:pPr>
+      <w:r>
+        <w:rPr>
+          <w:b/>
+          <w:bCs/>
+          <w:color w:val="E97132" w:themeColor="accent2"/>
+          <w:sz w:val="18"/>
+          <w:szCs w:val="18"/>
+        </w:rPr>
+        <w:t xml:space="preserve">79. Understanding the </w:t>
+      </w:r>
+      <w:proofErr w:type="spellStart"/>
+      <w:r>
+        <w:rPr>
+          <w:b/>
+          <w:bCs/>
+          <w:color w:val="E97132" w:themeColor="accent2"/>
+          <w:sz w:val="18"/>
+          <w:szCs w:val="18"/>
+        </w:rPr>
+        <w:t>Iframe</w:t>
+      </w:r>
+      <w:proofErr w:type="spellEnd"/>
+      <w:r>
+        <w:rPr>
+          <w:b/>
+          <w:bCs/>
+          <w:color w:val="E97132" w:themeColor="accent2"/>
+          <w:sz w:val="18"/>
+          <w:szCs w:val="18"/>
+        </w:rPr>
+        <w:t xml:space="preserve"> and it's handling.</w:t>
+      </w:r>
+    </w:p>
+    <w:p>
+      <w:pPr>
+        <w:pStyle w:val="NoSpacing"/>
+        <w:rPr>
+          <w:b/>
+          <w:bCs/>
+          <w:color w:val="E97132" w:themeColor="accent2"/>
+          <w:sz w:val="18"/>
+          <w:szCs w:val="18"/>
+        </w:rPr>
+      </w:pPr>
+    </w:p>
+    <w:p>
+      <w:pPr>
+        <w:pStyle w:val="NoSpacing"/>
+        <w:rPr>
+          <w:b/>
+          <w:bCs/>
+          <w:color w:val="E97132" w:themeColor="accent2"/>
+          <w:sz w:val="18"/>
+          <w:szCs w:val="18"/>
+        </w:rPr>
+      </w:pPr>
+      <w:r>
+        <w:rPr>
+          <w:b/>
+          <w:bCs/>
+          <w:color w:val="E97132" w:themeColor="accent2"/>
+          <w:sz w:val="18"/>
+          <w:szCs w:val="18"/>
+        </w:rPr>
+        <w:t xml:space="preserve">80. Nested </w:t>
+      </w:r>
+      <w:proofErr w:type="spellStart"/>
+      <w:r>
+        <w:rPr>
+          <w:b/>
+          <w:bCs/>
+          <w:color w:val="E97132" w:themeColor="accent2"/>
+          <w:sz w:val="18"/>
+          <w:szCs w:val="18"/>
+        </w:rPr>
+        <w:t>Iframe</w:t>
+      </w:r>
+      <w:proofErr w:type="spellEnd"/>
+      <w:r>
+        <w:rPr>
+          <w:b/>
+          <w:bCs/>
+          <w:color w:val="E97132" w:themeColor="accent2"/>
+          <w:sz w:val="18"/>
+          <w:szCs w:val="18"/>
+        </w:rPr>
+        <w:t xml:space="preserve"> handling.</w:t>
+      </w:r>
+      <w:r>
+        <w:rPr>
+          <w:b/>
+          <w:bCs/>
+          <w:color w:val="E97132" w:themeColor="accent2"/>
+          <w:sz w:val="18"/>
+          <w:szCs w:val="18"/>
+        </w:rPr>
+        <w:t xml:space="preserve"> </w:t>
+      </w:r>
+      <w:r>
+        <w:rPr>
+          <w:b/>
+          <w:bCs/>
+          <w:color w:val="E97132" w:themeColor="accent2"/>
+          <w:sz w:val="18"/>
+          <w:szCs w:val="18"/>
+        </w:rPr>
+        <w:sym w:font="Wingdings" w:char="F0E8"/>
+      </w:r>
+      <w:r>
+        <w:rPr>
+          <w:b/>
+          <w:bCs/>
+          <w:color w:val="E97132" w:themeColor="accent2"/>
+          <w:sz w:val="18"/>
+          <w:szCs w:val="18"/>
+        </w:rPr>
+        <w:t xml:space="preserve"> Pending</w:t>
+      </w:r>
+    </w:p>
+    <w:p>
+      <w:pPr>
+        <w:pStyle w:val="NoSpacing"/>
+        <w:rPr>
+          <w:b/>
+          <w:bCs/>
+          <w:sz w:val="18"/>
+          <w:szCs w:val="18"/>
+        </w:rPr>
+      </w:pPr>
     </w:p>
     <w:sectPr>
       <w:pgSz w:w="11906" w:h="16838"/>

--- a/Selenium_Java.docx
+++ b/Selenium_Java.docx
@@ -1200,7 +1200,7 @@
           <w:u w:val="single"/>
         </w:rPr>
         <w:drawing>
-          <wp:inline distT="0" distB="0" distL="0" distR="0" wp14:anchorId="78F21474" wp14:editId="1300BFF7">
+          <wp:inline distT="0" distB="0" distL="0" distR="0" wp14:anchorId="78F21474" wp14:editId="580995C5">
             <wp:extent cx="3567859" cy="899976"/>
             <wp:effectExtent l="0" t="0" r="1270" b="1905"/>
             <wp:docPr id="1180703632" name="Picture 2"/>
@@ -4015,7 +4015,10 @@
         </w:rPr>
         <w:t xml:space="preserve"> </w:t>
       </w:r>
-      <w:r>
+    </w:p>
+    <w:p>
+      <w:pPr>
+        <w:pStyle w:val="NoSpacing"/>
         <w:rPr>
           <w:b/>
           <w:bCs/>
@@ -4023,9 +4026,11 @@
           <w:sz w:val="18"/>
           <w:szCs w:val="18"/>
         </w:rPr>
-        <w:sym w:font="Wingdings" w:char="F0E8"/>
-      </w:r>
-      <w:r>
+      </w:pPr>
+    </w:p>
+    <w:p>
+      <w:pPr>
+        <w:pStyle w:val="NoSpacing"/>
         <w:rPr>
           <w:b/>
           <w:bCs/>
@@ -4033,8 +4038,128 @@
           <w:sz w:val="18"/>
           <w:szCs w:val="18"/>
         </w:rPr>
-        <w:t xml:space="preserve"> Pending</w:t>
-      </w:r>
+      </w:pPr>
+      <w:r>
+        <w:rPr>
+          <w:b/>
+          <w:bCs/>
+          <w:color w:val="E97132" w:themeColor="accent2"/>
+          <w:sz w:val="18"/>
+          <w:szCs w:val="18"/>
+        </w:rPr>
+        <w:t>81. Handling the Multiple windows of a browser.</w:t>
+      </w:r>
+    </w:p>
+    <w:p>
+      <w:pPr>
+        <w:pStyle w:val="NoSpacing"/>
+        <w:rPr>
+          <w:b/>
+          <w:bCs/>
+          <w:color w:val="E97132" w:themeColor="accent2"/>
+          <w:sz w:val="18"/>
+          <w:szCs w:val="18"/>
+        </w:rPr>
+      </w:pPr>
+    </w:p>
+    <w:p>
+      <w:pPr>
+        <w:pStyle w:val="NoSpacing"/>
+        <w:rPr>
+          <w:b/>
+          <w:bCs/>
+          <w:color w:val="00B050"/>
+          <w:u w:val="single"/>
+        </w:rPr>
+      </w:pPr>
+      <w:r>
+        <w:rPr>
+          <w:b/>
+          <w:bCs/>
+          <w:color w:val="00B050"/>
+          <w:u w:val="single"/>
+        </w:rPr>
+        <w:t xml:space="preserve">=============.   </w:t>
+      </w:r>
+      <w:r>
+        <w:rPr>
+          <w:b/>
+          <w:bCs/>
+          <w:color w:val="00B050"/>
+          <w:u w:val="single"/>
+        </w:rPr>
+        <w:t xml:space="preserve">Section </w:t>
+      </w:r>
+      <w:r>
+        <w:rPr>
+          <w:b/>
+          <w:bCs/>
+          <w:color w:val="00B050"/>
+          <w:u w:val="single"/>
+        </w:rPr>
+        <w:t>–</w:t>
+      </w:r>
+      <w:r>
+        <w:rPr>
+          <w:b/>
+          <w:bCs/>
+          <w:color w:val="00B050"/>
+          <w:u w:val="single"/>
+        </w:rPr>
+        <w:t xml:space="preserve"> </w:t>
+      </w:r>
+      <w:r>
+        <w:rPr>
+          <w:b/>
+          <w:bCs/>
+          <w:color w:val="00B050"/>
+          <w:u w:val="single"/>
+        </w:rPr>
+        <w:t>10</w:t>
+      </w:r>
+      <w:r>
+        <w:rPr>
+          <w:b/>
+          <w:bCs/>
+          <w:color w:val="00B050"/>
+          <w:u w:val="single"/>
+        </w:rPr>
+        <w:t xml:space="preserve">  ===============</w:t>
+      </w:r>
+    </w:p>
+    <w:p>
+      <w:pPr>
+        <w:pStyle w:val="NoSpacing"/>
+        <w:rPr>
+          <w:b/>
+          <w:bCs/>
+          <w:color w:val="E97132" w:themeColor="accent2"/>
+          <w:sz w:val="18"/>
+          <w:szCs w:val="18"/>
+        </w:rPr>
+      </w:pPr>
+      <w:r>
+        <w:rPr>
+          <w:b/>
+          <w:bCs/>
+          <w:color w:val="E97132" w:themeColor="accent2"/>
+          <w:sz w:val="18"/>
+          <w:szCs w:val="18"/>
+        </w:rPr>
+        <w:t>82. Understanding the JavaScript usage for Selenium</w:t>
+      </w:r>
+    </w:p>
+    <w:p>
+      <w:pPr>
+        <w:pStyle w:val="NoSpacing"/>
+        <w:rPr>
+          <w:b/>
+          <w:bCs/>
+          <w:color w:val="E97132" w:themeColor="accent2"/>
+          <w:sz w:val="18"/>
+          <w:szCs w:val="18"/>
+        </w:rPr>
+      </w:pPr>
     </w:p>
     <w:p>
       <w:pPr>
